--- a/docs/downloads/UPI_Prophet_Report.docx
+++ b/docs/downloads/UPI_Prophet_Report.docx
@@ -272,7 +272,7 @@
           <w:sz w:val="30"/>
           <w:szCs w:val="30"/>
         </w:rPr>
-        <w:t>Duncan D'lima E026</w:t>
+        <w:t>Sanaz Katpitia E020</w:t>
       </w:r>
     </w:p>
     <w:p>
@@ -289,7 +289,7 @@
           <w:sz w:val="30"/>
           <w:szCs w:val="30"/>
         </w:rPr>
-        <w:t>Sanaz Katpitia E020</w:t>
+        <w:t>Duncan D'lima E026</w:t>
       </w:r>
     </w:p>
     <w:p>
@@ -7532,10 +7532,7 @@
         <w:ind w:left="1080"/>
       </w:pPr>
       <w:r>
-        <w:t>U</w:t>
-      </w:r>
-      <w:r>
-        <w:t>se real daily payment data if NPCI or RBI publish it;</w:t>
+        <w:t>Use real daily payment data if NPCI or RBI publish it;</w:t>
       </w:r>
     </w:p>
     <w:p>
@@ -7548,10 +7545,7 @@
         <w:ind w:left="1080"/>
       </w:pPr>
       <w:r>
-        <w:t>M</w:t>
-      </w:r>
-      <w:r>
-        <w:t>easure the empirical coverage of the 90% prediction intervals on held-out data;</w:t>
+        <w:t>Measure the empirical coverage of the 90% prediction intervals on held-out data;</w:t>
       </w:r>
     </w:p>
     <w:p>
@@ -7564,10 +7558,7 @@
         <w:ind w:left="1080"/>
       </w:pPr>
       <w:r>
-        <w:t>C</w:t>
-      </w:r>
-      <w:r>
-        <w:t>ombine Prophet with an ARIMA model of its residuals, or a GARCH model of their changing variance;</w:t>
+        <w:t>Combine Prophet with an ARIMA model of its residuals, or a GARCH model of their changing variance;</w:t>
       </w:r>
     </w:p>
     <w:p>
@@ -7580,10 +7571,7 @@
         <w:ind w:left="1080"/>
       </w:pPr>
       <w:r>
-        <w:t>D</w:t>
-      </w:r>
-      <w:r>
-        <w:t>etect unannounced events automatically from forecast errors;</w:t>
+        <w:t>Detect unannounced events automatically from forecast errors;</w:t>
       </w:r>
     </w:p>
     <w:p>
@@ -7596,10 +7584,7 @@
         <w:ind w:left="1080"/>
       </w:pPr>
       <w:r>
-        <w:t>C</w:t>
-      </w:r>
-      <w:r>
-        <w:t>ompare with machine learning models such as LSTM networks;</w:t>
+        <w:t>Compare with machine learning models such as LSTM networks;</w:t>
       </w:r>
     </w:p>
     <w:p>
@@ -7612,10 +7597,7 @@
         <w:ind w:left="1080"/>
       </w:pPr>
       <w:r>
-        <w:t>M</w:t>
-      </w:r>
-      <w:r>
-        <w:t>odel P2P and P2M volume together with VAR models to study how festivals shift the payment mix.</w:t>
+        <w:t>Model P2P and P2M volume together with VAR models to study how festivals shift the payment mix.</w:t>
       </w:r>
     </w:p>
     <w:p>
@@ -10731,6 +10713,26 @@
 </file>
 
 <file path=customXml/item1.xml><?xml version="1.0" encoding="utf-8"?>
+<?mso-contentType ?>
+<FormTemplates xmlns="http://schemas.microsoft.com/sharepoint/v3/contenttype/forms">
+  <Display>DocumentLibraryForm</Display>
+  <Edit>DocumentLibraryForm</Edit>
+  <New>DocumentLibraryForm</New>
+</FormTemplates>
+</file>
+
+<file path=customXml/item2.xml><?xml version="1.0" encoding="utf-8"?>
+<p:properties xmlns:p="http://schemas.microsoft.com/office/2006/metadata/properties" xmlns:xsi="http://www.w3.org/2001/XMLSchema-instance" xmlns:pc="http://schemas.microsoft.com/office/infopath/2007/PartnerControls">
+  <documentManagement>
+    <lcf76f155ced4ddcb4097134ff3c332f xmlns="a5f8d943-1117-4cae-b572-469e7d8356c0">
+      <Terms xmlns="http://schemas.microsoft.com/office/infopath/2007/PartnerControls"/>
+    </lcf76f155ced4ddcb4097134ff3c332f>
+    <TaxCatchAll xmlns="0b5c6ad9-c3e6-48e0-bb6d-c537f5bb6907" xsi:nil="true"/>
+  </documentManagement>
+</p:properties>
+</file>
+
+<file path=customXml/item3.xml><?xml version="1.0" encoding="utf-8"?>
 <ct:contentTypeSchema xmlns:ct="http://schemas.microsoft.com/office/2006/metadata/contentType" xmlns:ma="http://schemas.microsoft.com/office/2006/metadata/properties/metaAttributes" ct:_="" ma:_="" ma:contentTypeName="Document" ma:contentTypeID="0x0101007F50882DB5479844909E1F28D96D5EA6" ma:contentTypeVersion="10" ma:contentTypeDescription="Create a new document." ma:contentTypeScope="" ma:versionID="2887cfeb2793b18ecd7de8033148ad38">
   <xsd:schema xmlns:xsd="http://www.w3.org/2001/XMLSchema" xmlns:xs="http://www.w3.org/2001/XMLSchema" xmlns:p="http://schemas.microsoft.com/office/2006/metadata/properties" xmlns:ns2="a5f8d943-1117-4cae-b572-469e7d8356c0" xmlns:ns3="0b5c6ad9-c3e6-48e0-bb6d-c537f5bb6907" targetNamespace="http://schemas.microsoft.com/office/2006/metadata/properties" ma:root="true" ma:fieldsID="891e9a14dccb6f97472824027abbe824" ns2:_="" ns3:_="">
     <xsd:import namespace="a5f8d943-1117-4cae-b572-469e7d8356c0"/>
@@ -10919,27 +10921,26 @@
 </ct:contentTypeSchema>
 </file>
 
-<file path=customXml/item2.xml><?xml version="1.0" encoding="utf-8"?>
-<p:properties xmlns:p="http://schemas.microsoft.com/office/2006/metadata/properties" xmlns:xsi="http://www.w3.org/2001/XMLSchema-instance" xmlns:pc="http://schemas.microsoft.com/office/infopath/2007/PartnerControls">
-  <documentManagement>
-    <lcf76f155ced4ddcb4097134ff3c332f xmlns="a5f8d943-1117-4cae-b572-469e7d8356c0">
-      <Terms xmlns="http://schemas.microsoft.com/office/infopath/2007/PartnerControls"/>
-    </lcf76f155ced4ddcb4097134ff3c332f>
-    <TaxCatchAll xmlns="0b5c6ad9-c3e6-48e0-bb6d-c537f5bb6907" xsi:nil="true"/>
-  </documentManagement>
-</p:properties>
+<file path=customXml/itemProps1.xml><?xml version="1.0" encoding="utf-8"?>
+<ds:datastoreItem xmlns:ds="http://schemas.openxmlformats.org/officeDocument/2006/customXml" ds:itemID="{66F4AA49-16BB-4EFA-B4CA-19C3D0191145}">
+  <ds:schemaRefs>
+    <ds:schemaRef ds:uri="http://schemas.microsoft.com/sharepoint/v3/contenttype/forms"/>
+  </ds:schemaRefs>
+</ds:datastoreItem>
 </file>
 
-<file path=customXml/item3.xml><?xml version="1.0" encoding="utf-8"?>
-<?mso-contentType ?>
-<FormTemplates xmlns="http://schemas.microsoft.com/sharepoint/v3/contenttype/forms">
-  <Display>DocumentLibraryForm</Display>
-  <Edit>DocumentLibraryForm</Edit>
-  <New>DocumentLibraryForm</New>
-</FormTemplates>
+<file path=customXml/itemProps2.xml><?xml version="1.0" encoding="utf-8"?>
+<ds:datastoreItem xmlns:ds="http://schemas.openxmlformats.org/officeDocument/2006/customXml" ds:itemID="{DC1F7739-99CB-43D2-8B08-5CFE42690E3E}">
+  <ds:schemaRefs>
+    <ds:schemaRef ds:uri="http://schemas.microsoft.com/office/2006/metadata/properties"/>
+    <ds:schemaRef ds:uri="http://schemas.microsoft.com/office/infopath/2007/PartnerControls"/>
+    <ds:schemaRef ds:uri="a5f8d943-1117-4cae-b572-469e7d8356c0"/>
+    <ds:schemaRef ds:uri="0b5c6ad9-c3e6-48e0-bb6d-c537f5bb6907"/>
+  </ds:schemaRefs>
+</ds:datastoreItem>
 </file>
 
-<file path=customXml/itemProps1.xml><?xml version="1.0" encoding="utf-8"?>
+<file path=customXml/itemProps3.xml><?xml version="1.0" encoding="utf-8"?>
 <ds:datastoreItem xmlns:ds="http://schemas.openxmlformats.org/officeDocument/2006/customXml" ds:itemID="{FE8858E4-6D2D-4F8F-92AA-31A4D0B75F11}">
   <ds:schemaRefs>
     <ds:schemaRef ds:uri="http://schemas.microsoft.com/office/2006/metadata/contentType"/>
@@ -10956,23 +10957,4 @@
     <ds:schemaRef ds:uri="http://schemas.microsoft.com/internal/obd"/>
   </ds:schemaRefs>
 </ds:datastoreItem>
-</file>
-
-<file path=customXml/itemProps2.xml><?xml version="1.0" encoding="utf-8"?>
-<ds:datastoreItem xmlns:ds="http://schemas.openxmlformats.org/officeDocument/2006/customXml" ds:itemID="{DC1F7739-99CB-43D2-8B08-5CFE42690E3E}">
-  <ds:schemaRefs>
-    <ds:schemaRef ds:uri="http://schemas.microsoft.com/office/2006/metadata/properties"/>
-    <ds:schemaRef ds:uri="http://schemas.microsoft.com/office/infopath/2007/PartnerControls"/>
-    <ds:schemaRef ds:uri="a5f8d943-1117-4cae-b572-469e7d8356c0"/>
-    <ds:schemaRef ds:uri="0b5c6ad9-c3e6-48e0-bb6d-c537f5bb6907"/>
-  </ds:schemaRefs>
-</ds:datastoreItem>
-</file>
-
-<file path=customXml/itemProps3.xml><?xml version="1.0" encoding="utf-8"?>
-<ds:datastoreItem xmlns:ds="http://schemas.openxmlformats.org/officeDocument/2006/customXml" ds:itemID="{66F4AA49-16BB-4EFA-B4CA-19C3D0191145}">
-  <ds:schemaRefs>
-    <ds:schemaRef ds:uri="http://schemas.microsoft.com/sharepoint/v3/contenttype/forms"/>
-  </ds:schemaRefs>
-</ds:datastoreItem>
 </file>